--- a/З-1.docx
+++ b/З-1.docx
@@ -248,7 +248,11 @@
           <w:sz w:val="26"/>
           <w:szCs w:val="26"/>
         </w:rPr>
-        <w:t>Военной комендатурой (гарнизона, 3 разряда) (г. Абакан) проводятся разыскные мероприятия в отношении военнослужащего по {{категория военнослужащего}} войсковой части 4324252 {{звание}} {{фамилия}} {{имя}} {{отчество}}, {{дата рождения}} года рождения, уроженца {{место рождения}}, зарегистрированного (проживающего) по адресу: Субъект 1, Район 1, Населенный пункт 1, Улица 1, 1, паспорт {{серия паспорта}} {{номер паспорта}}, выданный 25.04.2014 {{кем выдан паспорт}}.</w:t>
+        <w:t>Военной комендатурой (гарнизона, 3 разряда) (г. Абакан) проводятся разыскные мероприятия в отношении военнослужащего по по контракту войсковой части 1234536 рядовой Фамилия 1 Начальнику отдела по вопросам миграции</w:t>
+        <w:br/>
+        <w:t>УМВД России г. Абакан</w:t>
+        <w:br/>
+        <w:t>О.В. Джумашевой Отчество 1, {{дата рождения}} года рождения, уроженца {{место рождения}}, зарегистрированного (проживающего) по адресу: Субъект 1, Район 1, Населенный пункт 1, паспорт {{серия паспорта}} {{номер паспорта}}, выданный 06.04.2014 {{кем выдан паспорт}}.</w:t>
       </w:r>
       <w:proofErr w:type="spellStart"/>
       <w:proofErr w:type="spellEnd"/>
